--- a/Diplomata_NL/docx/1부9화_Verraad_in_Den_Haag.docx
+++ b/Diplomata_NL/docx/1부9화_Verraad_in_Den_Haag.docx
@@ -4248,7 +4248,7 @@
           <w:i w:val="0"/>
           <w:sz w:val="22"/>
         </w:rPr>
-        <w:t>Dinsdagavond. Om 22:41. Versie twee van het voorstel. Aan een privéadres van Gerrit Maas.</w:t>
+        <w:t>Zondagavond. Om 22:41. Versie twee van het voorstel. Aan een privéadres van Gerrit Maas.</w:t>
       </w:r>
     </w:p>
     <w:p>
@@ -4264,7 +4264,7 @@
           <w:color w:val="555555"/>
           <w:sz w:val="19"/>
         </w:rPr>
-        <w:t>화요일 밤 22시 41분에요. 제안 2판을. 헤리트 마스의 사적 주소로.</w:t>
+        <w:t>일요일 밤 22시 41분에요. 제안 2판을. 헤리트 마스의 사적 주소로.</w:t>
       </w:r>
     </w:p>
     <w:p>
@@ -4560,7 +4560,7 @@
           <w:i w:val="0"/>
           <w:sz w:val="22"/>
         </w:rPr>
-        <w:t>Omdat Gerrit me dinsdag belde. Hij zei dat ze 1998 hadden. Mijn handtekening onder de geheimhoudingsverklaring, mijn naam in het uitleenregister. Hij zei: «Als jij ons helpt, blijft dat in een la».</w:t>
+        <w:t>Omdat Gerrit me zondag belde. Hij zei dat ze 1998 hadden. Mijn handtekening onder de geheimhoudingsverklaring, mijn naam in het uitleenregister. Hij zei: «Als jij ons helpt, blijft dat in een la».</w:t>
       </w:r>
     </w:p>
     <w:p>
@@ -4576,7 +4576,7 @@
           <w:color w:val="555555"/>
           <w:sz w:val="19"/>
         </w:rPr>
-        <w:t>화요일에 헤리트가 전화했어요. 1998년 자료를 갖고 있다고요. 비밀 유지 서약서의 제 서명, 대출 장부의 제 이름. 그가 말했죠. "네가 도와주면 그건 서랍 속에 있을 거다."</w:t>
+        <w:t>일요일에 헤리트가 전화했어요. 1998년 자료를 갖고 있다고요. 비밀 유지 서약서의 제 서명, 대출 장부의 제 이름. 그가 말했죠. "네가 도와주면 그건 서랍 속에 있을 거다."</w:t>
       </w:r>
     </w:p>
     <w:p>
@@ -6502,7 +6502,7 @@
           <w:i w:val="0"/>
           <w:sz w:val="22"/>
         </w:rPr>
-        <w:t>«Ik, Rutger Visser, verklaar dat ik sinds 1998 kennis heb van het bestaan van een geheime bijbrief bij het Waterverdrag met Meranti. Dat ik die kennis niet heb gemeld. En dat ik op 11 maart een concept van het Brusselse voorstel heb doorgestuurd naar een medewerker van Veldhuis Waterwerken, die mijn zwager is».</w:t>
+        <w:t>«Ik, Rutger Visser, verklaar dat ik sinds 1998 kennis heb van het bestaan van een geheime bijbrief bij het Waterverdrag met Meranti. Dat ik die kennis niet heb gemeld. En dat ik de avond vóór de Brusselse onderhandelingen een concept van het Brusselse voorstel heb doorgestuurd naar een medewerker van Veldhuis Waterwerken, die mijn zwager is».</w:t>
       </w:r>
     </w:p>
     <w:p>
@@ -6518,7 +6518,7 @@
           <w:color w:val="555555"/>
           <w:sz w:val="19"/>
         </w:rPr>
-        <w:t>"저 뤼트허르 비서르는 1998년부터 메란티 물 협정의 비밀 부수서한이 존재한다는 사실을 알았고 이를 보고하지 않았으며, 3월 11일 브뤼셀 제안 초안을 펠트하위스 직원, 곧 제 처남에게 전달했음을 진술합니다."</w:t>
+        <w:t>"저 뤼트허르 비서르는 1998년부터 메란티 물 협정의 비밀 부수서한이 존재한다는 사실을 알았고 이를 보고하지 않았으며, 브뤼셀 협상 전날 밤 제안 초안을 펠트하위스 직원, 곧 제 처남에게 전달했음을 진술합니다."</w:t>
       </w:r>
     </w:p>
     <w:p>
